--- a/tillsyn/A 8591-2026 tillsynsbegäran.docx
+++ b/tillsyn/A 8591-2026 tillsynsbegäran.docx
@@ -249,7 +249,7 @@
     <w:r>
       <w:tab/>
       <w:tab/>
-      <w:t>2026-03-01</w:t>
+      <w:t>2026-03-02</w:t>
       <w:br/>
       <w:br/>
     </w:r>

--- a/tillsyn/A 8591-2026 tillsynsbegäran.docx
+++ b/tillsyn/A 8591-2026 tillsynsbegäran.docx
@@ -249,7 +249,7 @@
     <w:r>
       <w:tab/>
       <w:tab/>
-      <w:t>2026-03-02</w:t>
+      <w:t>2026-03-03</w:t>
       <w:br/>
       <w:br/>
     </w:r>

--- a/tillsyn/A 8591-2026 tillsynsbegäran.docx
+++ b/tillsyn/A 8591-2026 tillsynsbegäran.docx
@@ -249,7 +249,7 @@
     <w:r>
       <w:tab/>
       <w:tab/>
-      <w:t>2026-03-03</w:t>
+      <w:t>2026-03-04</w:t>
       <w:br/>
       <w:br/>
     </w:r>

--- a/tillsyn/A 8591-2026 tillsynsbegäran.docx
+++ b/tillsyn/A 8591-2026 tillsynsbegäran.docx
@@ -249,7 +249,7 @@
     <w:r>
       <w:tab/>
       <w:tab/>
-      <w:t>2026-03-04</w:t>
+      <w:t>2026-03-05</w:t>
       <w:br/>
       <w:br/>
     </w:r>

--- a/tillsyn/A 8591-2026 tillsynsbegäran.docx
+++ b/tillsyn/A 8591-2026 tillsynsbegäran.docx
@@ -249,7 +249,7 @@
     <w:r>
       <w:tab/>
       <w:tab/>
-      <w:t>2026-03-05</w:t>
+      <w:t>2026-03-06</w:t>
       <w:br/>
       <w:br/>
     </w:r>

--- a/tillsyn/A 8591-2026 tillsynsbegäran.docx
+++ b/tillsyn/A 8591-2026 tillsynsbegäran.docx
@@ -249,7 +249,7 @@
     <w:r>
       <w:tab/>
       <w:tab/>
-      <w:t>2026-03-06</w:t>
+      <w:t>2026-03-07</w:t>
       <w:br/>
       <w:br/>
     </w:r>

--- a/tillsyn/A 8591-2026 tillsynsbegäran.docx
+++ b/tillsyn/A 8591-2026 tillsynsbegäran.docx
@@ -249,7 +249,7 @@
     <w:r>
       <w:tab/>
       <w:tab/>
-      <w:t>2026-03-07</w:t>
+      <w:t>2026-03-08</w:t>
       <w:br/>
       <w:br/>
     </w:r>

--- a/tillsyn/A 8591-2026 tillsynsbegäran.docx
+++ b/tillsyn/A 8591-2026 tillsynsbegäran.docx
@@ -249,7 +249,7 @@
     <w:r>
       <w:tab/>
       <w:tab/>
-      <w:t>2026-03-08</w:t>
+      <w:t>2026-03-09</w:t>
       <w:br/>
       <w:br/>
     </w:r>

--- a/tillsyn/A 8591-2026 tillsynsbegäran.docx
+++ b/tillsyn/A 8591-2026 tillsynsbegäran.docx
@@ -249,7 +249,7 @@
     <w:r>
       <w:tab/>
       <w:tab/>
-      <w:t>2026-03-09</w:t>
+      <w:t>2026-03-10</w:t>
       <w:br/>
       <w:br/>
     </w:r>

--- a/tillsyn/A 8591-2026 tillsynsbegäran.docx
+++ b/tillsyn/A 8591-2026 tillsynsbegäran.docx
@@ -249,7 +249,7 @@
     <w:r>
       <w:tab/>
       <w:tab/>
-      <w:t>2026-03-10</w:t>
+      <w:t>2026-03-11</w:t>
       <w:br/>
       <w:br/>
     </w:r>

--- a/tillsyn/A 8591-2026 tillsynsbegäran.docx
+++ b/tillsyn/A 8591-2026 tillsynsbegäran.docx
@@ -249,7 +249,7 @@
     <w:r>
       <w:tab/>
       <w:tab/>
-      <w:t>2026-03-11</w:t>
+      <w:t>2026-03-12</w:t>
       <w:br/>
       <w:br/>
     </w:r>

--- a/tillsyn/A 8591-2026 tillsynsbegäran.docx
+++ b/tillsyn/A 8591-2026 tillsynsbegäran.docx
@@ -249,7 +249,7 @@
     <w:r>
       <w:tab/>
       <w:tab/>
-      <w:t>2026-03-12</w:t>
+      <w:t>2026-03-13</w:t>
       <w:br/>
       <w:br/>
     </w:r>

--- a/tillsyn/A 8591-2026 tillsynsbegäran.docx
+++ b/tillsyn/A 8591-2026 tillsynsbegäran.docx
@@ -249,7 +249,7 @@
     <w:r>
       <w:tab/>
       <w:tab/>
-      <w:t>2026-03-13</w:t>
+      <w:t>2026-03-16</w:t>
       <w:br/>
       <w:br/>
     </w:r>

--- a/tillsyn/A 8591-2026 tillsynsbegäran.docx
+++ b/tillsyn/A 8591-2026 tillsynsbegäran.docx
@@ -249,7 +249,7 @@
     <w:r>
       <w:tab/>
       <w:tab/>
-      <w:t>2026-03-16</w:t>
+      <w:t>2026-03-17</w:t>
       <w:br/>
       <w:br/>
     </w:r>

--- a/tillsyn/A 8591-2026 tillsynsbegäran.docx
+++ b/tillsyn/A 8591-2026 tillsynsbegäran.docx
@@ -249,7 +249,7 @@
     <w:r>
       <w:tab/>
       <w:tab/>
-      <w:t>2026-03-17</w:t>
+      <w:t>2026-03-18</w:t>
       <w:br/>
       <w:br/>
     </w:r>

--- a/tillsyn/A 8591-2026 tillsynsbegäran.docx
+++ b/tillsyn/A 8591-2026 tillsynsbegäran.docx
@@ -249,7 +249,7 @@
     <w:r>
       <w:tab/>
       <w:tab/>
-      <w:t>2026-03-18</w:t>
+      <w:t>2026-03-19</w:t>
       <w:br/>
       <w:br/>
     </w:r>

--- a/tillsyn/A 8591-2026 tillsynsbegäran.docx
+++ b/tillsyn/A 8591-2026 tillsynsbegäran.docx
@@ -249,7 +249,7 @@
     <w:r>
       <w:tab/>
       <w:tab/>
-      <w:t>2026-03-19</w:t>
+      <w:t>2026-03-20</w:t>
       <w:br/>
       <w:br/>
     </w:r>

--- a/tillsyn/A 8591-2026 tillsynsbegäran.docx
+++ b/tillsyn/A 8591-2026 tillsynsbegäran.docx
@@ -249,7 +249,7 @@
     <w:r>
       <w:tab/>
       <w:tab/>
-      <w:t>2026-03-20</w:t>
+      <w:t>2026-03-21</w:t>
       <w:br/>
       <w:br/>
     </w:r>

--- a/tillsyn/A 8591-2026 tillsynsbegäran.docx
+++ b/tillsyn/A 8591-2026 tillsynsbegäran.docx
@@ -249,7 +249,7 @@
     <w:r>
       <w:tab/>
       <w:tab/>
-      <w:t>2026-03-21</w:t>
+      <w:t>2026-03-22</w:t>
       <w:br/>
       <w:br/>
     </w:r>

--- a/tillsyn/A 8591-2026 tillsynsbegäran.docx
+++ b/tillsyn/A 8591-2026 tillsynsbegäran.docx
@@ -249,7 +249,7 @@
     <w:r>
       <w:tab/>
       <w:tab/>
-      <w:t>2026-03-22</w:t>
+      <w:t>2026-03-23</w:t>
       <w:br/>
       <w:br/>
     </w:r>

--- a/tillsyn/A 8591-2026 tillsynsbegäran.docx
+++ b/tillsyn/A 8591-2026 tillsynsbegäran.docx
@@ -249,7 +249,7 @@
     <w:r>
       <w:tab/>
       <w:tab/>
-      <w:t>2026-03-23</w:t>
+      <w:t>2026-03-24</w:t>
       <w:br/>
       <w:br/>
     </w:r>

--- a/tillsyn/A 8591-2026 tillsynsbegäran.docx
+++ b/tillsyn/A 8591-2026 tillsynsbegäran.docx
@@ -249,7 +249,7 @@
     <w:r>
       <w:tab/>
       <w:tab/>
-      <w:t>2026-03-24</w:t>
+      <w:t>2026-03-25</w:t>
       <w:br/>
       <w:br/>
     </w:r>

--- a/tillsyn/A 8591-2026 tillsynsbegäran.docx
+++ b/tillsyn/A 8591-2026 tillsynsbegäran.docx
@@ -249,7 +249,7 @@
     <w:r>
       <w:tab/>
       <w:tab/>
-      <w:t>2026-03-25</w:t>
+      <w:t>2026-03-26</w:t>
       <w:br/>
       <w:br/>
     </w:r>

--- a/tillsyn/A 8591-2026 tillsynsbegäran.docx
+++ b/tillsyn/A 8591-2026 tillsynsbegäran.docx
@@ -249,7 +249,7 @@
     <w:r>
       <w:tab/>
       <w:tab/>
-      <w:t>2026-03-26</w:t>
+      <w:t>2026-03-27</w:t>
       <w:br/>
       <w:br/>
     </w:r>

--- a/tillsyn/A 8591-2026 tillsynsbegäran.docx
+++ b/tillsyn/A 8591-2026 tillsynsbegäran.docx
@@ -249,7 +249,7 @@
     <w:r>
       <w:tab/>
       <w:tab/>
-      <w:t>2026-03-27</w:t>
+      <w:t>2026-03-28</w:t>
       <w:br/>
       <w:br/>
     </w:r>

--- a/tillsyn/A 8591-2026 tillsynsbegäran.docx
+++ b/tillsyn/A 8591-2026 tillsynsbegäran.docx
@@ -249,7 +249,7 @@
     <w:r>
       <w:tab/>
       <w:tab/>
-      <w:t>2026-03-28</w:t>
+      <w:t>2026-03-29</w:t>
       <w:br/>
       <w:br/>
     </w:r>

--- a/tillsyn/A 8591-2026 tillsynsbegäran.docx
+++ b/tillsyn/A 8591-2026 tillsynsbegäran.docx
@@ -249,7 +249,7 @@
     <w:r>
       <w:tab/>
       <w:tab/>
-      <w:t>2026-03-29</w:t>
+      <w:t>2026-03-30</w:t>
       <w:br/>
       <w:br/>
     </w:r>

--- a/tillsyn/A 8591-2026 tillsynsbegäran.docx
+++ b/tillsyn/A 8591-2026 tillsynsbegäran.docx
@@ -249,7 +249,7 @@
     <w:r>
       <w:tab/>
       <w:tab/>
-      <w:t>2026-03-30</w:t>
+      <w:t>2026-03-31</w:t>
       <w:br/>
       <w:br/>
     </w:r>

--- a/tillsyn/A 8591-2026 tillsynsbegäran.docx
+++ b/tillsyn/A 8591-2026 tillsynsbegäran.docx
@@ -249,7 +249,7 @@
     <w:r>
       <w:tab/>
       <w:tab/>
-      <w:t>2026-03-31</w:t>
+      <w:t>2026-04-01</w:t>
       <w:br/>
       <w:br/>
     </w:r>

--- a/tillsyn/A 8591-2026 tillsynsbegäran.docx
+++ b/tillsyn/A 8591-2026 tillsynsbegäran.docx
@@ -249,7 +249,7 @@
     <w:r>
       <w:tab/>
       <w:tab/>
-      <w:t>2026-04-01</w:t>
+      <w:t>2026-04-02</w:t>
       <w:br/>
       <w:br/>
     </w:r>

--- a/tillsyn/A 8591-2026 tillsynsbegäran.docx
+++ b/tillsyn/A 8591-2026 tillsynsbegäran.docx
@@ -249,7 +249,7 @@
     <w:r>
       <w:tab/>
       <w:tab/>
-      <w:t>2026-04-02</w:t>
+      <w:t>2026-04-03</w:t>
       <w:br/>
       <w:br/>
     </w:r>

--- a/tillsyn/A 8591-2026 tillsynsbegäran.docx
+++ b/tillsyn/A 8591-2026 tillsynsbegäran.docx
@@ -249,7 +249,7 @@
     <w:r>
       <w:tab/>
       <w:tab/>
-      <w:t>2026-04-03</w:t>
+      <w:t>2026-04-04</w:t>
       <w:br/>
       <w:br/>
     </w:r>

--- a/tillsyn/A 8591-2026 tillsynsbegäran.docx
+++ b/tillsyn/A 8591-2026 tillsynsbegäran.docx
@@ -249,7 +249,7 @@
     <w:r>
       <w:tab/>
       <w:tab/>
-      <w:t>2026-04-04</w:t>
+      <w:t>2026-04-05</w:t>
       <w:br/>
       <w:br/>
     </w:r>

--- a/tillsyn/A 8591-2026 tillsynsbegäran.docx
+++ b/tillsyn/A 8591-2026 tillsynsbegäran.docx
@@ -249,7 +249,7 @@
     <w:r>
       <w:tab/>
       <w:tab/>
-      <w:t>2026-04-05</w:t>
+      <w:t>2026-04-06</w:t>
       <w:br/>
       <w:br/>
     </w:r>

--- a/tillsyn/A 8591-2026 tillsynsbegäran.docx
+++ b/tillsyn/A 8591-2026 tillsynsbegäran.docx
@@ -249,7 +249,7 @@
     <w:r>
       <w:tab/>
       <w:tab/>
-      <w:t>2026-04-06</w:t>
+      <w:t>2026-04-07</w:t>
       <w:br/>
       <w:br/>
     </w:r>

--- a/tillsyn/A 8591-2026 tillsynsbegäran.docx
+++ b/tillsyn/A 8591-2026 tillsynsbegäran.docx
@@ -249,7 +249,7 @@
     <w:r>
       <w:tab/>
       <w:tab/>
-      <w:t>2026-04-07</w:t>
+      <w:t>2026-04-08</w:t>
       <w:br/>
       <w:br/>
     </w:r>

--- a/tillsyn/A 8591-2026 tillsynsbegäran.docx
+++ b/tillsyn/A 8591-2026 tillsynsbegäran.docx
@@ -249,7 +249,7 @@
     <w:r>
       <w:tab/>
       <w:tab/>
-      <w:t>2026-04-08</w:t>
+      <w:t>2026-04-09</w:t>
       <w:br/>
       <w:br/>
     </w:r>

--- a/tillsyn/A 8591-2026 tillsynsbegäran.docx
+++ b/tillsyn/A 8591-2026 tillsynsbegäran.docx
@@ -249,7 +249,7 @@
     <w:r>
       <w:tab/>
       <w:tab/>
-      <w:t>2026-04-09</w:t>
+      <w:t>2026-04-10</w:t>
       <w:br/>
       <w:br/>
     </w:r>

--- a/tillsyn/A 8591-2026 tillsynsbegäran.docx
+++ b/tillsyn/A 8591-2026 tillsynsbegäran.docx
@@ -249,7 +249,7 @@
     <w:r>
       <w:tab/>
       <w:tab/>
-      <w:t>2026-04-10</w:t>
+      <w:t>2026-04-11</w:t>
       <w:br/>
       <w:br/>
     </w:r>

--- a/tillsyn/A 8591-2026 tillsynsbegäran.docx
+++ b/tillsyn/A 8591-2026 tillsynsbegäran.docx
@@ -249,7 +249,7 @@
     <w:r>
       <w:tab/>
       <w:tab/>
-      <w:t>2026-04-14</w:t>
+      <w:t>2026-04-15</w:t>
       <w:br/>
       <w:br/>
     </w:r>

--- a/tillsyn/A 8591-2026 tillsynsbegäran.docx
+++ b/tillsyn/A 8591-2026 tillsynsbegäran.docx
@@ -249,7 +249,7 @@
     <w:r>
       <w:tab/>
       <w:tab/>
-      <w:t>2026-04-15</w:t>
+      <w:t>2026-04-16</w:t>
       <w:br/>
       <w:br/>
     </w:r>

--- a/tillsyn/A 8591-2026 tillsynsbegäran.docx
+++ b/tillsyn/A 8591-2026 tillsynsbegäran.docx
@@ -249,7 +249,7 @@
     <w:r>
       <w:tab/>
       <w:tab/>
-      <w:t>2026-04-16</w:t>
+      <w:t>2026-04-17</w:t>
       <w:br/>
       <w:br/>
     </w:r>

--- a/tillsyn/A 8591-2026 tillsynsbegäran.docx
+++ b/tillsyn/A 8591-2026 tillsynsbegäran.docx
@@ -249,7 +249,7 @@
     <w:r>
       <w:tab/>
       <w:tab/>
-      <w:t>2026-04-17</w:t>
+      <w:t>2026-04-18</w:t>
       <w:br/>
       <w:br/>
     </w:r>

--- a/tillsyn/A 8591-2026 tillsynsbegäran.docx
+++ b/tillsyn/A 8591-2026 tillsynsbegäran.docx
@@ -249,7 +249,7 @@
     <w:r>
       <w:tab/>
       <w:tab/>
-      <w:t>2026-04-18</w:t>
+      <w:t>2026-04-19</w:t>
       <w:br/>
       <w:br/>
     </w:r>

--- a/tillsyn/A 8591-2026 tillsynsbegäran.docx
+++ b/tillsyn/A 8591-2026 tillsynsbegäran.docx
@@ -249,7 +249,7 @@
     <w:r>
       <w:tab/>
       <w:tab/>
-      <w:t>2026-04-19</w:t>
+      <w:t>2026-04-20</w:t>
       <w:br/>
       <w:br/>
     </w:r>

--- a/tillsyn/A 8591-2026 tillsynsbegäran.docx
+++ b/tillsyn/A 8591-2026 tillsynsbegäran.docx
@@ -249,7 +249,7 @@
     <w:r>
       <w:tab/>
       <w:tab/>
-      <w:t>2026-04-20</w:t>
+      <w:t>2026-04-21</w:t>
       <w:br/>
       <w:br/>
     </w:r>

--- a/tillsyn/A 8591-2026 tillsynsbegäran.docx
+++ b/tillsyn/A 8591-2026 tillsynsbegäran.docx
@@ -249,7 +249,7 @@
     <w:r>
       <w:tab/>
       <w:tab/>
-      <w:t>2026-04-21</w:t>
+      <w:t>2026-04-22</w:t>
       <w:br/>
       <w:br/>
     </w:r>

--- a/tillsyn/A 8591-2026 tillsynsbegäran.docx
+++ b/tillsyn/A 8591-2026 tillsynsbegäran.docx
@@ -249,7 +249,7 @@
     <w:r>
       <w:tab/>
       <w:tab/>
-      <w:t>2026-04-22</w:t>
+      <w:t>2026-04-23</w:t>
       <w:br/>
       <w:br/>
     </w:r>

--- a/tillsyn/A 8591-2026 tillsynsbegäran.docx
+++ b/tillsyn/A 8591-2026 tillsynsbegäran.docx
@@ -249,7 +249,7 @@
     <w:r>
       <w:tab/>
       <w:tab/>
-      <w:t>2026-04-23</w:t>
+      <w:t>2026-04-24</w:t>
       <w:br/>
       <w:br/>
     </w:r>

--- a/tillsyn/A 8591-2026 tillsynsbegäran.docx
+++ b/tillsyn/A 8591-2026 tillsynsbegäran.docx
@@ -249,7 +249,7 @@
     <w:r>
       <w:tab/>
       <w:tab/>
-      <w:t>2026-04-24</w:t>
+      <w:t>2026-04-25</w:t>
       <w:br/>
       <w:br/>
     </w:r>

--- a/tillsyn/A 8591-2026 tillsynsbegäran.docx
+++ b/tillsyn/A 8591-2026 tillsynsbegäran.docx
@@ -249,7 +249,7 @@
     <w:r>
       <w:tab/>
       <w:tab/>
-      <w:t>2026-04-25</w:t>
+      <w:t>2026-04-26</w:t>
       <w:br/>
       <w:br/>
     </w:r>

--- a/tillsyn/A 8591-2026 tillsynsbegäran.docx
+++ b/tillsyn/A 8591-2026 tillsynsbegäran.docx
@@ -249,7 +249,7 @@
     <w:r>
       <w:tab/>
       <w:tab/>
-      <w:t>2026-04-26</w:t>
+      <w:t>2026-04-27</w:t>
       <w:br/>
       <w:br/>
     </w:r>

--- a/tillsyn/A 8591-2026 tillsynsbegäran.docx
+++ b/tillsyn/A 8591-2026 tillsynsbegäran.docx
@@ -249,7 +249,7 @@
     <w:r>
       <w:tab/>
       <w:tab/>
-      <w:t>2026-04-27</w:t>
+      <w:t>2026-04-28</w:t>
       <w:br/>
       <w:br/>
     </w:r>

--- a/tillsyn/A 8591-2026 tillsynsbegäran.docx
+++ b/tillsyn/A 8591-2026 tillsynsbegäran.docx
@@ -249,7 +249,7 @@
     <w:r>
       <w:tab/>
       <w:tab/>
-      <w:t>2026-04-28</w:t>
+      <w:t>2026-04-29</w:t>
       <w:br/>
       <w:br/>
     </w:r>

--- a/tillsyn/A 8591-2026 tillsynsbegäran.docx
+++ b/tillsyn/A 8591-2026 tillsynsbegäran.docx
@@ -249,7 +249,7 @@
     <w:r>
       <w:tab/>
       <w:tab/>
-      <w:t>2026-04-29</w:t>
+      <w:t>2026-04-30</w:t>
       <w:br/>
       <w:br/>
     </w:r>

--- a/tillsyn/A 8591-2026 tillsynsbegäran.docx
+++ b/tillsyn/A 8591-2026 tillsynsbegäran.docx
@@ -249,7 +249,7 @@
     <w:r>
       <w:tab/>
       <w:tab/>
-      <w:t>2026-04-30</w:t>
+      <w:t>2026-05-01</w:t>
       <w:br/>
       <w:br/>
     </w:r>

--- a/tillsyn/A 8591-2026 tillsynsbegäran.docx
+++ b/tillsyn/A 8591-2026 tillsynsbegäran.docx
@@ -249,7 +249,7 @@
     <w:r>
       <w:tab/>
       <w:tab/>
-      <w:t>2026-05-01</w:t>
+      <w:t>2026-05-02</w:t>
       <w:br/>
       <w:br/>
     </w:r>

--- a/tillsyn/A 8591-2026 tillsynsbegäran.docx
+++ b/tillsyn/A 8591-2026 tillsynsbegäran.docx
@@ -249,7 +249,7 @@
     <w:r>
       <w:tab/>
       <w:tab/>
-      <w:t>2026-05-02</w:t>
+      <w:t>2026-05-03</w:t>
       <w:br/>
       <w:br/>
     </w:r>

--- a/tillsyn/A 8591-2026 tillsynsbegäran.docx
+++ b/tillsyn/A 8591-2026 tillsynsbegäran.docx
@@ -249,7 +249,7 @@
     <w:r>
       <w:tab/>
       <w:tab/>
-      <w:t>2026-05-03</w:t>
+      <w:t>2026-05-04</w:t>
       <w:br/>
       <w:br/>
     </w:r>

--- a/tillsyn/A 8591-2026 tillsynsbegäran.docx
+++ b/tillsyn/A 8591-2026 tillsynsbegäran.docx
@@ -249,7 +249,7 @@
     <w:r>
       <w:tab/>
       <w:tab/>
-      <w:t>2026-05-04</w:t>
+      <w:t>2026-05-05</w:t>
       <w:br/>
       <w:br/>
     </w:r>

--- a/tillsyn/A 8591-2026 tillsynsbegäran.docx
+++ b/tillsyn/A 8591-2026 tillsynsbegäran.docx
@@ -249,7 +249,7 @@
     <w:r>
       <w:tab/>
       <w:tab/>
-      <w:t>2026-05-05</w:t>
+      <w:t>2026-05-06</w:t>
       <w:br/>
       <w:br/>
     </w:r>

--- a/tillsyn/A 8591-2026 tillsynsbegäran.docx
+++ b/tillsyn/A 8591-2026 tillsynsbegäran.docx
@@ -249,7 +249,7 @@
     <w:r>
       <w:tab/>
       <w:tab/>
-      <w:t>2026-05-06</w:t>
+      <w:t>2026-05-07</w:t>
       <w:br/>
       <w:br/>
     </w:r>

--- a/tillsyn/A 8591-2026 tillsynsbegäran.docx
+++ b/tillsyn/A 8591-2026 tillsynsbegäran.docx
@@ -249,7 +249,7 @@
     <w:r>
       <w:tab/>
       <w:tab/>
-      <w:t>2026-05-07</w:t>
+      <w:t>2026-05-08</w:t>
       <w:br/>
       <w:br/>
     </w:r>

--- a/tillsyn/A 8591-2026 tillsynsbegäran.docx
+++ b/tillsyn/A 8591-2026 tillsynsbegäran.docx
@@ -249,7 +249,7 @@
     <w:r>
       <w:tab/>
       <w:tab/>
-      <w:t>2026-05-08</w:t>
+      <w:t>2026-05-09</w:t>
       <w:br/>
       <w:br/>
     </w:r>

--- a/tillsyn/A 8591-2026 tillsynsbegäran.docx
+++ b/tillsyn/A 8591-2026 tillsynsbegäran.docx
@@ -249,7 +249,7 @@
     <w:r>
       <w:tab/>
       <w:tab/>
-      <w:t>2026-05-09</w:t>
+      <w:t>2026-05-10</w:t>
       <w:br/>
       <w:br/>
     </w:r>

--- a/tillsyn/A 8591-2026 tillsynsbegäran.docx
+++ b/tillsyn/A 8591-2026 tillsynsbegäran.docx
@@ -249,7 +249,7 @@
     <w:r>
       <w:tab/>
       <w:tab/>
-      <w:t>2026-05-10</w:t>
+      <w:t>2026-05-11</w:t>
       <w:br/>
       <w:br/>
     </w:r>

--- a/tillsyn/A 8591-2026 tillsynsbegäran.docx
+++ b/tillsyn/A 8591-2026 tillsynsbegäran.docx
@@ -249,7 +249,7 @@
     <w:r>
       <w:tab/>
       <w:tab/>
-      <w:t>2026-05-11</w:t>
+      <w:t>2026-05-12</w:t>
       <w:br/>
       <w:br/>
     </w:r>

--- a/tillsyn/A 8591-2026 tillsynsbegäran.docx
+++ b/tillsyn/A 8591-2026 tillsynsbegäran.docx
@@ -249,7 +249,7 @@
     <w:r>
       <w:tab/>
       <w:tab/>
-      <w:t>2026-05-12</w:t>
+      <w:t>2026-05-13</w:t>
       <w:br/>
       <w:br/>
     </w:r>

--- a/tillsyn/A 8591-2026 tillsynsbegäran.docx
+++ b/tillsyn/A 8591-2026 tillsynsbegäran.docx
@@ -249,7 +249,7 @@
     <w:r>
       <w:tab/>
       <w:tab/>
-      <w:t>2026-05-13</w:t>
+      <w:t>2026-05-16</w:t>
       <w:br/>
       <w:br/>
     </w:r>

--- a/tillsyn/A 8591-2026 tillsynsbegäran.docx
+++ b/tillsyn/A 8591-2026 tillsynsbegäran.docx
@@ -249,7 +249,7 @@
     <w:r>
       <w:tab/>
       <w:tab/>
-      <w:t>2026-05-16</w:t>
+      <w:t>2026-05-17</w:t>
       <w:br/>
       <w:br/>
     </w:r>

--- a/tillsyn/A 8591-2026 tillsynsbegäran.docx
+++ b/tillsyn/A 8591-2026 tillsynsbegäran.docx
@@ -249,7 +249,7 @@
     <w:r>
       <w:tab/>
       <w:tab/>
-      <w:t>2026-05-17</w:t>
+      <w:t>2026-05-18</w:t>
       <w:br/>
       <w:br/>
     </w:r>

--- a/tillsyn/A 8591-2026 tillsynsbegäran.docx
+++ b/tillsyn/A 8591-2026 tillsynsbegäran.docx
@@ -249,7 +249,7 @@
     <w:r>
       <w:tab/>
       <w:tab/>
-      <w:t>2026-05-18</w:t>
+      <w:t>2026-05-19</w:t>
       <w:br/>
       <w:br/>
     </w:r>

--- a/tillsyn/A 8591-2026 tillsynsbegäran.docx
+++ b/tillsyn/A 8591-2026 tillsynsbegäran.docx
@@ -249,7 +249,7 @@
     <w:r>
       <w:tab/>
       <w:tab/>
-      <w:t>2026-05-19</w:t>
+      <w:t>2026-05-20</w:t>
       <w:br/>
       <w:br/>
     </w:r>

--- a/tillsyn/A 8591-2026 tillsynsbegäran.docx
+++ b/tillsyn/A 8591-2026 tillsynsbegäran.docx
@@ -249,7 +249,7 @@
     <w:r>
       <w:tab/>
       <w:tab/>
-      <w:t>2026-05-20</w:t>
+      <w:t>2026-05-21</w:t>
       <w:br/>
       <w:br/>
     </w:r>

--- a/tillsyn/A 8591-2026 tillsynsbegäran.docx
+++ b/tillsyn/A 8591-2026 tillsynsbegäran.docx
@@ -249,7 +249,7 @@
     <w:r>
       <w:tab/>
       <w:tab/>
-      <w:t>2026-05-21</w:t>
+      <w:t>2026-05-22</w:t>
       <w:br/>
       <w:br/>
     </w:r>

--- a/tillsyn/A 8591-2026 tillsynsbegäran.docx
+++ b/tillsyn/A 8591-2026 tillsynsbegäran.docx
@@ -249,7 +249,7 @@
     <w:r>
       <w:tab/>
       <w:tab/>
-      <w:t>2026-05-22</w:t>
+      <w:t>2026-05-23</w:t>
       <w:br/>
       <w:br/>
     </w:r>

--- a/tillsyn/A 8591-2026 tillsynsbegäran.docx
+++ b/tillsyn/A 8591-2026 tillsynsbegäran.docx
@@ -249,7 +249,7 @@
     <w:r>
       <w:tab/>
       <w:tab/>
-      <w:t>2026-05-23</w:t>
+      <w:t>2026-05-24</w:t>
       <w:br/>
       <w:br/>
     </w:r>

--- a/tillsyn/A 8591-2026 tillsynsbegäran.docx
+++ b/tillsyn/A 8591-2026 tillsynsbegäran.docx
@@ -249,7 +249,7 @@
     <w:r>
       <w:tab/>
       <w:tab/>
-      <w:t>2026-05-24</w:t>
+      <w:t>2026-05-25</w:t>
       <w:br/>
       <w:br/>
     </w:r>

--- a/tillsyn/A 8591-2026 tillsynsbegäran.docx
+++ b/tillsyn/A 8591-2026 tillsynsbegäran.docx
@@ -249,7 +249,7 @@
     <w:r>
       <w:tab/>
       <w:tab/>
-      <w:t>2026-05-25</w:t>
+      <w:t>2026-05-26</w:t>
       <w:br/>
       <w:br/>
     </w:r>

--- a/tillsyn/A 8591-2026 tillsynsbegäran.docx
+++ b/tillsyn/A 8591-2026 tillsynsbegäran.docx
@@ -249,7 +249,7 @@
     <w:r>
       <w:tab/>
       <w:tab/>
-      <w:t>2026-05-26</w:t>
+      <w:t>2026-05-27</w:t>
       <w:br/>
       <w:br/>
     </w:r>

--- a/tillsyn/A 8591-2026 tillsynsbegäran.docx
+++ b/tillsyn/A 8591-2026 tillsynsbegäran.docx
@@ -249,7 +249,7 @@
     <w:r>
       <w:tab/>
       <w:tab/>
-      <w:t>2026-05-27</w:t>
+      <w:t>2026-05-28</w:t>
       <w:br/>
       <w:br/>
     </w:r>

--- a/tillsyn/A 8591-2026 tillsynsbegäran.docx
+++ b/tillsyn/A 8591-2026 tillsynsbegäran.docx
@@ -249,7 +249,7 @@
     <w:r>
       <w:tab/>
       <w:tab/>
-      <w:t>2026-05-28</w:t>
+      <w:t>2026-05-29</w:t>
       <w:br/>
       <w:br/>
     </w:r>

--- a/tillsyn/A 8591-2026 tillsynsbegäran.docx
+++ b/tillsyn/A 8591-2026 tillsynsbegäran.docx
@@ -249,7 +249,7 @@
     <w:r>
       <w:tab/>
       <w:tab/>
-      <w:t>2026-05-29</w:t>
+      <w:t>2026-05-30</w:t>
       <w:br/>
       <w:br/>
     </w:r>

--- a/tillsyn/A 8591-2026 tillsynsbegäran.docx
+++ b/tillsyn/A 8591-2026 tillsynsbegäran.docx
@@ -249,7 +249,7 @@
     <w:r>
       <w:tab/>
       <w:tab/>
-      <w:t>2026-05-30</w:t>
+      <w:t>2026-05-31</w:t>
       <w:br/>
       <w:br/>
     </w:r>

--- a/tillsyn/A 8591-2026 tillsynsbegäran.docx
+++ b/tillsyn/A 8591-2026 tillsynsbegäran.docx
@@ -249,7 +249,7 @@
     <w:r>
       <w:tab/>
       <w:tab/>
-      <w:t>2026-05-31</w:t>
+      <w:t>2026-06-01</w:t>
       <w:br/>
       <w:br/>
     </w:r>

--- a/tillsyn/A 8591-2026 tillsynsbegäran.docx
+++ b/tillsyn/A 8591-2026 tillsynsbegäran.docx
@@ -249,7 +249,7 @@
     <w:r>
       <w:tab/>
       <w:tab/>
-      <w:t>2026-06-01</w:t>
+      <w:t>2026-06-02</w:t>
       <w:br/>
       <w:br/>
     </w:r>

--- a/tillsyn/A 8591-2026 tillsynsbegäran.docx
+++ b/tillsyn/A 8591-2026 tillsynsbegäran.docx
@@ -249,7 +249,7 @@
     <w:r>
       <w:tab/>
       <w:tab/>
-      <w:t>2026-06-02</w:t>
+      <w:t>2026-06-03</w:t>
       <w:br/>
       <w:br/>
     </w:r>

--- a/tillsyn/A 8591-2026 tillsynsbegäran.docx
+++ b/tillsyn/A 8591-2026 tillsynsbegäran.docx
@@ -249,7 +249,7 @@
     <w:r>
       <w:tab/>
       <w:tab/>
-      <w:t>2026-06-03</w:t>
+      <w:t>2026-06-04</w:t>
       <w:br/>
       <w:br/>
     </w:r>

--- a/tillsyn/A 8591-2026 tillsynsbegäran.docx
+++ b/tillsyn/A 8591-2026 tillsynsbegäran.docx
@@ -249,7 +249,7 @@
     <w:r>
       <w:tab/>
       <w:tab/>
-      <w:t>2026-06-04</w:t>
+      <w:t>2026-06-05</w:t>
       <w:br/>
       <w:br/>
     </w:r>

--- a/tillsyn/A 8591-2026 tillsynsbegäran.docx
+++ b/tillsyn/A 8591-2026 tillsynsbegäran.docx
@@ -249,7 +249,7 @@
     <w:r>
       <w:tab/>
       <w:tab/>
-      <w:t>2026-06-05</w:t>
+      <w:t>2026-06-06</w:t>
       <w:br/>
       <w:br/>
     </w:r>

--- a/tillsyn/A 8591-2026 tillsynsbegäran.docx
+++ b/tillsyn/A 8591-2026 tillsynsbegäran.docx
@@ -249,7 +249,7 @@
     <w:r>
       <w:tab/>
       <w:tab/>
-      <w:t>2026-06-06</w:t>
+      <w:t>2026-06-07</w:t>
       <w:br/>
       <w:br/>
     </w:r>

--- a/tillsyn/A 8591-2026 tillsynsbegäran.docx
+++ b/tillsyn/A 8591-2026 tillsynsbegäran.docx
@@ -249,7 +249,7 @@
     <w:r>
       <w:tab/>
       <w:tab/>
-      <w:t>2026-06-07</w:t>
+      <w:t>2026-06-08</w:t>
       <w:br/>
       <w:br/>
     </w:r>
